--- a/mudanças.docx
+++ b/mudanças.docx
@@ -13,74 +13,133 @@
       </w:r>
     </w:p>
     <w:p>
-      <w:r>
+      <w:pPr>
+        <w:rPr>
+          <w:color w:val="00B050"/>
+        </w:rPr>
+      </w:pPr>
+      <w:r>
+        <w:rPr>
+          <w:color w:val="00B050"/>
+        </w:rPr>
         <w:t>Acrescentar no sistema:</w:t>
       </w:r>
     </w:p>
     <w:p>
-      <w:r>
-        <w:rPr>
-          <w:b/>
-          <w:bCs/>
+      <w:pPr>
+        <w:rPr>
+          <w:color w:val="00B050"/>
+        </w:rPr>
+      </w:pPr>
+      <w:r>
+        <w:rPr>
+          <w:b/>
+          <w:bCs/>
+          <w:color w:val="00B050"/>
           <w:u w:val="single"/>
         </w:rPr>
         <w:t>Cadastro de Parcerias</w:t>
       </w:r>
     </w:p>
     <w:p>
-      <w:r>
+      <w:pPr>
+        <w:rPr>
+          <w:color w:val="00B050"/>
+        </w:rPr>
+      </w:pPr>
+      <w:r>
+        <w:rPr>
+          <w:color w:val="00B050"/>
+        </w:rPr>
         <w:t>Colocar campo </w:t>
       </w:r>
       <w:r>
         <w:rPr>
           <w:b/>
           <w:bCs/>
+          <w:color w:val="00B050"/>
         </w:rPr>
         <w:t>Identificação da Parceria</w:t>
       </w:r>
       <w:r>
+        <w:rPr>
+          <w:color w:val="00B050"/>
+        </w:rPr>
         <w:t> e na descrição abrir caixa para digitarmos esse tipo de parceria. Como exemplo: Subvenção, Termo de Fomento, etc.</w:t>
       </w:r>
     </w:p>
     <w:p>
-      <w:r>
+      <w:pPr>
+        <w:rPr>
+          <w:color w:val="00B050"/>
+        </w:rPr>
+      </w:pPr>
+      <w:r>
+        <w:rPr>
+          <w:color w:val="00B050"/>
+        </w:rPr>
         <w:t>Colocar campo </w:t>
       </w:r>
       <w:r>
         <w:rPr>
           <w:b/>
           <w:bCs/>
+          <w:color w:val="00B050"/>
         </w:rPr>
         <w:t>Nº da Parceria</w:t>
       </w:r>
     </w:p>
     <w:p>
-      <w:r>
+      <w:pPr>
+        <w:rPr>
+          <w:color w:val="00B050"/>
+        </w:rPr>
+      </w:pPr>
+      <w:r>
+        <w:rPr>
+          <w:color w:val="00B050"/>
+        </w:rPr>
         <w:t>Colocar campo </w:t>
       </w:r>
       <w:r>
         <w:rPr>
           <w:b/>
           <w:bCs/>
+          <w:color w:val="00B050"/>
         </w:rPr>
         <w:t>Vigência</w:t>
       </w:r>
       <w:r>
+        <w:rPr>
+          <w:color w:val="00B050"/>
+        </w:rPr>
         <w:t> com data inicial e data final</w:t>
       </w:r>
     </w:p>
     <w:p>
-      <w:r>
+      <w:pPr>
+        <w:rPr>
+          <w:color w:val="00B050"/>
+        </w:rPr>
+      </w:pPr>
+      <w:r>
+        <w:rPr>
+          <w:color w:val="00B050"/>
+        </w:rPr>
         <w:t>Colocar campo </w:t>
       </w:r>
       <w:r>
         <w:rPr>
           <w:b/>
           <w:bCs/>
+          <w:color w:val="00B050"/>
         </w:rPr>
         <w:t>Prorrogação de Prazo</w:t>
       </w:r>
       <w:r>
+        <w:rPr>
+          <w:color w:val="00B050"/>
+        </w:rPr>
         <w:t> com data inicial e data final</w:t>
       </w:r>
     </w:p>
